--- a/SetupGuide.docx
+++ b/SetupGuide.docx
@@ -15,7 +15,7 @@
           <w:sz w:val="56"/>
           <w:szCs w:val="56"/>
         </w:rPr>
-        <w:t xml:space="preserve">Digital Wallet — Complete Project Report</w:t>
+        <w:t xml:space="preserve">Digital Wallet — Setup Guide</w:t>
       </w:r>
     </w:p>
     <w:p>
